--- a/docs/downloads/william-kelly/تم/doc_0552.docx
+++ b/docs/downloads/william-kelly/تم/doc_0552.docx
@@ -4,72 +4,104 @@
   <w:body>
     <w:p>
       <w:pPr>
+        <w:jc w:val="both"/>
         <w:rPr>
           <w:rtl/>
-          <w:lang w:bidi="ar-SA"/>
+          <w:lang w:bidi="ar-AE"/>
         </w:rPr>
       </w:pPr>
       <w:hyperlink r:id="rId4" w:history="1">
         <w:r>
           <w:rPr>
             <w:rStyle w:val="Hyperlink"/>
+            <w:rFonts w:hint="cs"/>
             <w:rtl/>
-            <w:lang w:bidi="ar-SA"/>
+            <w:lang w:bidi="ar-AE"/>
           </w:rPr>
-          <w:t>دراسة النبوة - ما هي فائدتها لنا؟</w:t>
+          <w:t>دراسة ال</w:t>
+        </w:r>
+        <w:r>
+          <w:rPr>
+            <w:rStyle w:val="Hyperlink"/>
+            <w:rFonts w:hint="cs"/>
+            <w:rtl/>
+            <w:lang w:bidi="ar-AE"/>
+          </w:rPr>
+          <w:t>ن</w:t>
+        </w:r>
+        <w:r>
+          <w:rPr>
+            <w:rStyle w:val="Hyperlink"/>
+            <w:rFonts w:hint="cs"/>
+            <w:rtl/>
+            <w:lang w:bidi="ar-AE"/>
+          </w:rPr>
+          <w:t>بوة: ما الذي نستفيد منها؟</w:t>
         </w:r>
       </w:hyperlink>
     </w:p>
     <w:p>
       <w:pPr>
-        <w:bidi w:val="0"/>
-        <w:rPr>
-          <w:lang w:bidi="ar-SA"/>
-        </w:rPr>
-      </w:pPr>
-      <w:r>
-        <w:rPr>
-          <w:lang w:bidi="ar-SA"/>
-        </w:rPr>
-        <w:t>William Kelly</w:t>
-      </w:r>
-    </w:p>
-    <w:p>
-      <w:pPr>
+        <w:jc w:val="both"/>
         <w:rPr>
           <w:rtl/>
-          <w:lang w:bidi="ar-SA"/>
+          <w:lang w:bidi="ar-AE"/>
         </w:rPr>
       </w:pPr>
       <w:r>
         <w:rPr>
           <w:rFonts w:hint="cs"/>
           <w:rtl/>
-          <w:lang w:bidi="ar-SA"/>
+          <w:lang w:bidi="ar-AE"/>
         </w:rPr>
-        <w:t>الفائدة العملية الهامة التي من وراء دراسة الكلمة النبوية تكمن في أنها تحرر أولاد الله من أن الكنيسة هي كل شيء. فأن نفكر هكذا هو ليس نظام تعليمي صحيح، وإنما وقوع في ذات الخطأ الذي فعله علماء الفلك القدامى حينما اعتبروا الأرض كمركز للمنظومة الشمسية لأنهم عاشوا عليها. وهذا دائمًا يأتي بالخراب على الإنسان. فهو يجعل نفسه مركزًا لأفكاره. وذات الخطأ يتم ارتكابه أيضًا في اللاهوت. فلقد جعلوا الكنيسة التي نحن ننتمي إليها محورًا للكتاب، بينما في الحقيقة المسيح هو المركز. هو مركز البركات السماوية، والكنيسة تحيط به؛ فهو مركز البركات الأرضية، واليهود يحيطون من حوله. ولهذا فالمسيح، إن كان في السماء أو على الأرض، موضوع كل مشورات الله ونقطة انطلاق كل بركة. إن كانت قلوبنا متجهة نحوه فلها سلام، نمو وبركة. الكثير من النفوس ليس لها أي سلام لأنها مشغولة بنفسها؛ هذا لأنها لا تجد داخل نفسها</w:t>
+        <w:t>ويليام كيلي</w:t>
+      </w:r>
+    </w:p>
+    <w:p>
+      <w:pPr>
+        <w:jc w:val="both"/>
+        <w:rPr>
+          <w:lang w:bidi="ar-AE"/>
+        </w:rPr>
+      </w:pPr>
+      <w:r>
+        <w:rPr>
+          <w:rFonts w:hint="cs"/>
+          <w:rtl/>
+          <w:lang w:bidi="ar-AE"/>
+        </w:rPr>
+        <w:t>مكسب عملي هام من وراء دراسة الكلمة النبوية يكمن في أنه يحرر أولاد الله من الفكرة، بأن الكنيسة هي كل شيء. بأن نعتقد ذلك ليس هو نظام تعليمي وإنما وقوع في ذات الخطأ الذي وقع فيه ملاحو الفضاء في الماضي، حينما اعتبروا الأرض لأجل ذلك محورًا للنظام الشمسي، لأنهم كانوا يعيشون عليها. إن هذا الأمر دائمًا ما يأتي بالخراب على الإنسان. هو يجعل نفسه محورًا لأفكاره. ذات الخطأ يُرتكب أيضًا في علم اللاهوت. لقد جعل المرء من الكنيسة، لأننا ننتمي لها، محور الكتاب المقدس، بينما في الحقيقة المسيح هو المحور. هو محور البركات السماوية والكنيسة من حوله؛ وهو محور البركات الأرضية، واليهود يحيطون به. لذا فإن المسيح، إن في السماء أو على الأرض، هو موضوع كل مشورات الله و</w:t>
       </w:r>
       <w:r>
         <w:rPr>
           <w:rFonts w:hint="cs"/>
           <w:rtl/>
-          <w:lang w:bidi="ar-SA"/>
+          <w:lang w:bidi="ar-AE"/>
         </w:rPr>
-        <w:t xml:space="preserve"> أي شيء ما يجب أن يكونه المسيحي. فإن نظرت بالمقابل إلى المسيح، فلن تكون هنالك أية مشكلة. فالمسألة عندها فقط: هل استحق المسيح بأن يخلُص شخص مثلي؟ إن المسألة الكبيرة من جهة الأنا لن تنحل أبدًا طالما أن المسيح ليس هو مركز كل شيء بالنسبة لنا. يا ليته يكون كذلك! إنه مركز كل أفكار الله، أفكار محبته، بِرّه ومجده.</w:t>
+        <w:t>الباب الذي منه تأتي كل بركة. إن اتجهت قلوبنا إليه سيكون لها سلام، تقدمًا وبركة. الكثير من النفوس ليس لها سلام لأنها مشغولة بذاتها؛ لأنها لا تجد في نفسها ما يجب أن يكونه المسيحي. وإن نظرت إلى المسيح فلن تكون هناك أية مشكلة. والمسألة تبقى كالتالي: هل كان المسيح يستحق ذلك، بأن يخلص شخص</w:t>
+      </w:r>
+      <w:r>
+        <w:rPr>
+          <w:rFonts w:hint="cs"/>
+          <w:rtl/>
+        </w:rPr>
+        <w:t>ًا</w:t>
+      </w:r>
+      <w:r>
+        <w:rPr>
+          <w:rFonts w:hint="cs"/>
+          <w:rtl/>
+          <w:lang w:bidi="ar-AE"/>
+        </w:rPr>
+        <w:t xml:space="preserve"> مثلي؟ هل يمكنني أن أنكر ذلك؟ وتأثير ذلك هو أني سعيد؛ والله يمكنه أن يستخدمني في خدمته. لكن إن كنت لست مرتاحًا بخلاص نفسي فكيف لي أن أنشغل بالخدمة من أجل الآخرين؟ إن المسألة الأساسية من جهتي مع نفسي لن تجد حلاً طالما أن المسيح ليس هو محور كل شيء لنا. يا ليته يكون كذلك! هو محور كل أفكار الله، أفكار محبته، برّه ومجده.</w:t>
       </w:r>
     </w:p>
-    <w:p>
-      <w:pPr>
-        <w:rPr>
-          <w:rFonts w:hint="cs"/>
-          <w:lang w:bidi="ar-SA"/>
-        </w:rPr>
-      </w:pPr>
-    </w:p>
     <w:sectPr>
-      <w:pgSz w:w="12240" w:h="15840"/>
-      <w:pgMar w:top="1440" w:right="1800" w:bottom="1440" w:left="1800" w:header="720" w:footer="720" w:gutter="0"/>
-      <w:cols w:space="720"/>
+      <w:pgSz w:w="11906" w:h="16838"/>
+      <w:pgMar w:top="1440" w:right="1800" w:bottom="1440" w:left="1800" w:header="708" w:footer="708" w:gutter="0"/>
+      <w:cols w:space="708"/>
+      <w:bidi/>
+      <w:rtlGutter/>
       <w:docGrid w:linePitch="360"/>
     </w:sectPr>
   </w:body>
@@ -82,18 +114,14 @@
     <w:rPrDefault>
       <w:rPr>
         <w:rFonts w:ascii="Sakkal Majalla" w:eastAsiaTheme="minorHAnsi" w:hAnsi="Sakkal Majalla" w:cs="Sakkal Majalla"/>
-        <w:kern w:val="2"/>
         <w:sz w:val="28"/>
         <w:szCs w:val="28"/>
-        <w:lang w:val="en-US" w:eastAsia="en-US" w:bidi="he-IL"/>
-        <w14:ligatures w14:val="standardContextual"/>
+        <w:lang w:val="en-US" w:eastAsia="en-US" w:bidi="ar-SA"/>
       </w:rPr>
     </w:rPrDefault>
     <w:pPrDefault>
       <w:pPr>
-        <w:bidi/>
         <w:spacing w:after="160" w:line="259" w:lineRule="auto"/>
-        <w:jc w:val="both"/>
       </w:pPr>
     </w:pPrDefault>
   </w:docDefaults>
@@ -136,7 +164,7 @@
     <w:lsdException w:name="table of figures" w:semiHidden="1" w:unhideWhenUsed="1"/>
     <w:lsdException w:name="envelope address" w:semiHidden="1" w:unhideWhenUsed="1"/>
     <w:lsdException w:name="envelope return" w:semiHidden="1" w:unhideWhenUsed="1"/>
-    <w:lsdException w:name="footnote reference" w:semiHidden="1" w:unhideWhenUsed="1" w:qFormat="1"/>
+    <w:lsdException w:name="footnote reference" w:semiHidden="1" w:unhideWhenUsed="1"/>
     <w:lsdException w:name="annotation reference" w:semiHidden="1" w:unhideWhenUsed="1"/>
     <w:lsdException w:name="line number" w:semiHidden="1" w:unhideWhenUsed="1"/>
     <w:lsdException w:name="page number" w:semiHidden="1" w:unhideWhenUsed="1"/>
@@ -478,207 +506,9 @@
   <w:style w:type="paragraph" w:default="1" w:styleId="Normal">
     <w:name w:val="Normal"/>
     <w:qFormat/>
-    <w:rPr>
-      <w:noProof/>
-      <w:lang w:bidi="ar-EG"/>
-    </w:rPr>
-  </w:style>
-  <w:style w:type="paragraph" w:styleId="Heading1">
-    <w:name w:val="heading 1"/>
-    <w:basedOn w:val="Normal"/>
-    <w:next w:val="Normal"/>
-    <w:link w:val="Heading1Char"/>
-    <w:uiPriority w:val="9"/>
-    <w:qFormat/>
-    <w:rsid w:val="00D44E8B"/>
     <w:pPr>
-      <w:keepNext/>
-      <w:keepLines/>
-      <w:spacing w:before="360" w:after="80"/>
-      <w:outlineLvl w:val="0"/>
+      <w:bidi/>
     </w:pPr>
-    <w:rPr>
-      <w:rFonts w:asciiTheme="majorHAnsi" w:eastAsiaTheme="majorEastAsia" w:hAnsiTheme="majorHAnsi" w:cstheme="majorBidi"/>
-      <w:color w:val="2F5496" w:themeColor="accent1" w:themeShade="BF"/>
-      <w:sz w:val="40"/>
-      <w:szCs w:val="40"/>
-    </w:rPr>
-  </w:style>
-  <w:style w:type="paragraph" w:styleId="Heading2">
-    <w:name w:val="heading 2"/>
-    <w:basedOn w:val="Normal"/>
-    <w:next w:val="Normal"/>
-    <w:link w:val="Heading2Char"/>
-    <w:uiPriority w:val="9"/>
-    <w:semiHidden/>
-    <w:unhideWhenUsed/>
-    <w:qFormat/>
-    <w:rsid w:val="00D44E8B"/>
-    <w:pPr>
-      <w:keepNext/>
-      <w:keepLines/>
-      <w:spacing w:before="160" w:after="80"/>
-      <w:outlineLvl w:val="1"/>
-    </w:pPr>
-    <w:rPr>
-      <w:rFonts w:asciiTheme="majorHAnsi" w:eastAsiaTheme="majorEastAsia" w:hAnsiTheme="majorHAnsi" w:cstheme="majorBidi"/>
-      <w:color w:val="2F5496" w:themeColor="accent1" w:themeShade="BF"/>
-      <w:sz w:val="32"/>
-      <w:szCs w:val="32"/>
-    </w:rPr>
-  </w:style>
-  <w:style w:type="paragraph" w:styleId="Heading3">
-    <w:name w:val="heading 3"/>
-    <w:basedOn w:val="Normal"/>
-    <w:next w:val="Normal"/>
-    <w:link w:val="Heading3Char"/>
-    <w:uiPriority w:val="9"/>
-    <w:semiHidden/>
-    <w:unhideWhenUsed/>
-    <w:qFormat/>
-    <w:rsid w:val="00D44E8B"/>
-    <w:pPr>
-      <w:keepNext/>
-      <w:keepLines/>
-      <w:spacing w:before="160" w:after="80"/>
-      <w:outlineLvl w:val="2"/>
-    </w:pPr>
-    <w:rPr>
-      <w:rFonts w:asciiTheme="minorHAnsi" w:eastAsiaTheme="majorEastAsia" w:hAnsiTheme="minorHAnsi" w:cstheme="majorBidi"/>
-      <w:color w:val="2F5496" w:themeColor="accent1" w:themeShade="BF"/>
-    </w:rPr>
-  </w:style>
-  <w:style w:type="paragraph" w:styleId="Heading4">
-    <w:name w:val="heading 4"/>
-    <w:basedOn w:val="Normal"/>
-    <w:next w:val="Normal"/>
-    <w:link w:val="Heading4Char"/>
-    <w:uiPriority w:val="9"/>
-    <w:semiHidden/>
-    <w:unhideWhenUsed/>
-    <w:qFormat/>
-    <w:rsid w:val="00D44E8B"/>
-    <w:pPr>
-      <w:keepNext/>
-      <w:keepLines/>
-      <w:spacing w:before="80" w:after="40"/>
-      <w:outlineLvl w:val="3"/>
-    </w:pPr>
-    <w:rPr>
-      <w:rFonts w:asciiTheme="minorHAnsi" w:eastAsiaTheme="majorEastAsia" w:hAnsiTheme="minorHAnsi" w:cstheme="majorBidi"/>
-      <w:i/>
-      <w:iCs/>
-      <w:color w:val="2F5496" w:themeColor="accent1" w:themeShade="BF"/>
-    </w:rPr>
-  </w:style>
-  <w:style w:type="paragraph" w:styleId="Heading5">
-    <w:name w:val="heading 5"/>
-    <w:basedOn w:val="Normal"/>
-    <w:next w:val="Normal"/>
-    <w:link w:val="Heading5Char"/>
-    <w:uiPriority w:val="9"/>
-    <w:semiHidden/>
-    <w:unhideWhenUsed/>
-    <w:qFormat/>
-    <w:rsid w:val="00D44E8B"/>
-    <w:pPr>
-      <w:keepNext/>
-      <w:keepLines/>
-      <w:spacing w:before="80" w:after="40"/>
-      <w:outlineLvl w:val="4"/>
-    </w:pPr>
-    <w:rPr>
-      <w:rFonts w:asciiTheme="minorHAnsi" w:eastAsiaTheme="majorEastAsia" w:hAnsiTheme="minorHAnsi" w:cstheme="majorBidi"/>
-      <w:color w:val="2F5496" w:themeColor="accent1" w:themeShade="BF"/>
-    </w:rPr>
-  </w:style>
-  <w:style w:type="paragraph" w:styleId="Heading6">
-    <w:name w:val="heading 6"/>
-    <w:basedOn w:val="Normal"/>
-    <w:next w:val="Normal"/>
-    <w:link w:val="Heading6Char"/>
-    <w:uiPriority w:val="9"/>
-    <w:semiHidden/>
-    <w:unhideWhenUsed/>
-    <w:qFormat/>
-    <w:rsid w:val="00D44E8B"/>
-    <w:pPr>
-      <w:keepNext/>
-      <w:keepLines/>
-      <w:spacing w:before="40" w:after="0"/>
-      <w:outlineLvl w:val="5"/>
-    </w:pPr>
-    <w:rPr>
-      <w:rFonts w:asciiTheme="minorHAnsi" w:eastAsiaTheme="majorEastAsia" w:hAnsiTheme="minorHAnsi" w:cstheme="majorBidi"/>
-      <w:i/>
-      <w:iCs/>
-      <w:color w:val="595959" w:themeColor="text1" w:themeTint="A6"/>
-    </w:rPr>
-  </w:style>
-  <w:style w:type="paragraph" w:styleId="Heading7">
-    <w:name w:val="heading 7"/>
-    <w:basedOn w:val="Normal"/>
-    <w:next w:val="Normal"/>
-    <w:link w:val="Heading7Char"/>
-    <w:uiPriority w:val="9"/>
-    <w:semiHidden/>
-    <w:unhideWhenUsed/>
-    <w:qFormat/>
-    <w:rsid w:val="00D44E8B"/>
-    <w:pPr>
-      <w:keepNext/>
-      <w:keepLines/>
-      <w:spacing w:before="40" w:after="0"/>
-      <w:outlineLvl w:val="6"/>
-    </w:pPr>
-    <w:rPr>
-      <w:rFonts w:asciiTheme="minorHAnsi" w:eastAsiaTheme="majorEastAsia" w:hAnsiTheme="minorHAnsi" w:cstheme="majorBidi"/>
-      <w:color w:val="595959" w:themeColor="text1" w:themeTint="A6"/>
-    </w:rPr>
-  </w:style>
-  <w:style w:type="paragraph" w:styleId="Heading8">
-    <w:name w:val="heading 8"/>
-    <w:basedOn w:val="Normal"/>
-    <w:next w:val="Normal"/>
-    <w:link w:val="Heading8Char"/>
-    <w:uiPriority w:val="9"/>
-    <w:semiHidden/>
-    <w:unhideWhenUsed/>
-    <w:qFormat/>
-    <w:rsid w:val="00D44E8B"/>
-    <w:pPr>
-      <w:keepNext/>
-      <w:keepLines/>
-      <w:spacing w:after="0"/>
-      <w:outlineLvl w:val="7"/>
-    </w:pPr>
-    <w:rPr>
-      <w:rFonts w:asciiTheme="minorHAnsi" w:eastAsiaTheme="majorEastAsia" w:hAnsiTheme="minorHAnsi" w:cstheme="majorBidi"/>
-      <w:i/>
-      <w:iCs/>
-      <w:color w:val="272727" w:themeColor="text1" w:themeTint="D8"/>
-    </w:rPr>
-  </w:style>
-  <w:style w:type="paragraph" w:styleId="Heading9">
-    <w:name w:val="heading 9"/>
-    <w:basedOn w:val="Normal"/>
-    <w:next w:val="Normal"/>
-    <w:link w:val="Heading9Char"/>
-    <w:uiPriority w:val="9"/>
-    <w:semiHidden/>
-    <w:unhideWhenUsed/>
-    <w:qFormat/>
-    <w:rsid w:val="00D44E8B"/>
-    <w:pPr>
-      <w:keepNext/>
-      <w:keepLines/>
-      <w:spacing w:after="0"/>
-      <w:outlineLvl w:val="8"/>
-    </w:pPr>
-    <w:rPr>
-      <w:rFonts w:asciiTheme="minorHAnsi" w:eastAsiaTheme="majorEastAsia" w:hAnsiTheme="minorHAnsi" w:cstheme="majorBidi"/>
-      <w:color w:val="272727" w:themeColor="text1" w:themeTint="D8"/>
-    </w:rPr>
   </w:style>
   <w:style w:type="character" w:default="1" w:styleId="DefaultParagraphFont">
     <w:name w:val="Default Paragraph Font"/>
@@ -707,337 +537,12 @@
     <w:semiHidden/>
     <w:unhideWhenUsed/>
   </w:style>
-  <w:style w:type="character" w:styleId="FootnoteReference">
-    <w:name w:val="footnote reference"/>
-    <w:basedOn w:val="DefaultParagraphFont"/>
-    <w:uiPriority w:val="99"/>
-    <w:semiHidden/>
-    <w:unhideWhenUsed/>
-    <w:qFormat/>
-    <w:rsid w:val="00EC5C84"/>
-    <w:rPr>
-      <w:rFonts w:ascii="Sakkal Majalla" w:hAnsi="Sakkal Majalla"/>
-      <w:b/>
-      <w:sz w:val="26"/>
-      <w:vertAlign w:val="superscript"/>
-    </w:rPr>
-  </w:style>
-  <w:style w:type="character" w:customStyle="1" w:styleId="Heading1Char">
-    <w:name w:val="Heading 1 Char"/>
-    <w:basedOn w:val="DefaultParagraphFont"/>
-    <w:link w:val="Heading1"/>
-    <w:uiPriority w:val="9"/>
-    <w:rsid w:val="00D44E8B"/>
-    <w:rPr>
-      <w:rFonts w:asciiTheme="majorHAnsi" w:eastAsiaTheme="majorEastAsia" w:hAnsiTheme="majorHAnsi" w:cstheme="majorBidi"/>
-      <w:noProof/>
-      <w:color w:val="2F5496" w:themeColor="accent1" w:themeShade="BF"/>
-      <w:sz w:val="40"/>
-      <w:szCs w:val="40"/>
-      <w:lang w:bidi="ar-EG"/>
-    </w:rPr>
-  </w:style>
-  <w:style w:type="character" w:customStyle="1" w:styleId="Heading2Char">
-    <w:name w:val="Heading 2 Char"/>
-    <w:basedOn w:val="DefaultParagraphFont"/>
-    <w:link w:val="Heading2"/>
-    <w:uiPriority w:val="9"/>
-    <w:semiHidden/>
-    <w:rsid w:val="00D44E8B"/>
-    <w:rPr>
-      <w:rFonts w:asciiTheme="majorHAnsi" w:eastAsiaTheme="majorEastAsia" w:hAnsiTheme="majorHAnsi" w:cstheme="majorBidi"/>
-      <w:noProof/>
-      <w:color w:val="2F5496" w:themeColor="accent1" w:themeShade="BF"/>
-      <w:sz w:val="32"/>
-      <w:szCs w:val="32"/>
-      <w:lang w:bidi="ar-EG"/>
-    </w:rPr>
-  </w:style>
-  <w:style w:type="character" w:customStyle="1" w:styleId="Heading3Char">
-    <w:name w:val="Heading 3 Char"/>
-    <w:basedOn w:val="DefaultParagraphFont"/>
-    <w:link w:val="Heading3"/>
-    <w:uiPriority w:val="9"/>
-    <w:semiHidden/>
-    <w:rsid w:val="00D44E8B"/>
-    <w:rPr>
-      <w:rFonts w:asciiTheme="minorHAnsi" w:eastAsiaTheme="majorEastAsia" w:hAnsiTheme="minorHAnsi" w:cstheme="majorBidi"/>
-      <w:noProof/>
-      <w:color w:val="2F5496" w:themeColor="accent1" w:themeShade="BF"/>
-      <w:lang w:bidi="ar-EG"/>
-    </w:rPr>
-  </w:style>
-  <w:style w:type="character" w:customStyle="1" w:styleId="Heading4Char">
-    <w:name w:val="Heading 4 Char"/>
-    <w:basedOn w:val="DefaultParagraphFont"/>
-    <w:link w:val="Heading4"/>
-    <w:uiPriority w:val="9"/>
-    <w:semiHidden/>
-    <w:rsid w:val="00D44E8B"/>
-    <w:rPr>
-      <w:rFonts w:asciiTheme="minorHAnsi" w:eastAsiaTheme="majorEastAsia" w:hAnsiTheme="minorHAnsi" w:cstheme="majorBidi"/>
-      <w:i/>
-      <w:iCs/>
-      <w:noProof/>
-      <w:color w:val="2F5496" w:themeColor="accent1" w:themeShade="BF"/>
-      <w:lang w:bidi="ar-EG"/>
-    </w:rPr>
-  </w:style>
-  <w:style w:type="character" w:customStyle="1" w:styleId="Heading5Char">
-    <w:name w:val="Heading 5 Char"/>
-    <w:basedOn w:val="DefaultParagraphFont"/>
-    <w:link w:val="Heading5"/>
-    <w:uiPriority w:val="9"/>
-    <w:semiHidden/>
-    <w:rsid w:val="00D44E8B"/>
-    <w:rPr>
-      <w:rFonts w:asciiTheme="minorHAnsi" w:eastAsiaTheme="majorEastAsia" w:hAnsiTheme="minorHAnsi" w:cstheme="majorBidi"/>
-      <w:noProof/>
-      <w:color w:val="2F5496" w:themeColor="accent1" w:themeShade="BF"/>
-      <w:lang w:bidi="ar-EG"/>
-    </w:rPr>
-  </w:style>
-  <w:style w:type="character" w:customStyle="1" w:styleId="Heading6Char">
-    <w:name w:val="Heading 6 Char"/>
-    <w:basedOn w:val="DefaultParagraphFont"/>
-    <w:link w:val="Heading6"/>
-    <w:uiPriority w:val="9"/>
-    <w:semiHidden/>
-    <w:rsid w:val="00D44E8B"/>
-    <w:rPr>
-      <w:rFonts w:asciiTheme="minorHAnsi" w:eastAsiaTheme="majorEastAsia" w:hAnsiTheme="minorHAnsi" w:cstheme="majorBidi"/>
-      <w:i/>
-      <w:iCs/>
-      <w:noProof/>
-      <w:color w:val="595959" w:themeColor="text1" w:themeTint="A6"/>
-      <w:lang w:bidi="ar-EG"/>
-    </w:rPr>
-  </w:style>
-  <w:style w:type="character" w:customStyle="1" w:styleId="Heading7Char">
-    <w:name w:val="Heading 7 Char"/>
-    <w:basedOn w:val="DefaultParagraphFont"/>
-    <w:link w:val="Heading7"/>
-    <w:uiPriority w:val="9"/>
-    <w:semiHidden/>
-    <w:rsid w:val="00D44E8B"/>
-    <w:rPr>
-      <w:rFonts w:asciiTheme="minorHAnsi" w:eastAsiaTheme="majorEastAsia" w:hAnsiTheme="minorHAnsi" w:cstheme="majorBidi"/>
-      <w:noProof/>
-      <w:color w:val="595959" w:themeColor="text1" w:themeTint="A6"/>
-      <w:lang w:bidi="ar-EG"/>
-    </w:rPr>
-  </w:style>
-  <w:style w:type="character" w:customStyle="1" w:styleId="Heading8Char">
-    <w:name w:val="Heading 8 Char"/>
-    <w:basedOn w:val="DefaultParagraphFont"/>
-    <w:link w:val="Heading8"/>
-    <w:uiPriority w:val="9"/>
-    <w:semiHidden/>
-    <w:rsid w:val="00D44E8B"/>
-    <w:rPr>
-      <w:rFonts w:asciiTheme="minorHAnsi" w:eastAsiaTheme="majorEastAsia" w:hAnsiTheme="minorHAnsi" w:cstheme="majorBidi"/>
-      <w:i/>
-      <w:iCs/>
-      <w:noProof/>
-      <w:color w:val="272727" w:themeColor="text1" w:themeTint="D8"/>
-      <w:lang w:bidi="ar-EG"/>
-    </w:rPr>
-  </w:style>
-  <w:style w:type="character" w:customStyle="1" w:styleId="Heading9Char">
-    <w:name w:val="Heading 9 Char"/>
-    <w:basedOn w:val="DefaultParagraphFont"/>
-    <w:link w:val="Heading9"/>
-    <w:uiPriority w:val="9"/>
-    <w:semiHidden/>
-    <w:rsid w:val="00D44E8B"/>
-    <w:rPr>
-      <w:rFonts w:asciiTheme="minorHAnsi" w:eastAsiaTheme="majorEastAsia" w:hAnsiTheme="minorHAnsi" w:cstheme="majorBidi"/>
-      <w:noProof/>
-      <w:color w:val="272727" w:themeColor="text1" w:themeTint="D8"/>
-      <w:lang w:bidi="ar-EG"/>
-    </w:rPr>
-  </w:style>
-  <w:style w:type="paragraph" w:styleId="Title">
-    <w:name w:val="Title"/>
-    <w:basedOn w:val="Normal"/>
-    <w:next w:val="Normal"/>
-    <w:link w:val="TitleChar"/>
-    <w:uiPriority w:val="10"/>
-    <w:qFormat/>
-    <w:rsid w:val="00D44E8B"/>
-    <w:pPr>
-      <w:spacing w:after="80" w:line="240" w:lineRule="auto"/>
-      <w:contextualSpacing/>
-    </w:pPr>
-    <w:rPr>
-      <w:rFonts w:asciiTheme="majorHAnsi" w:eastAsiaTheme="majorEastAsia" w:hAnsiTheme="majorHAnsi" w:cstheme="majorBidi"/>
-      <w:spacing w:val="-10"/>
-      <w:kern w:val="28"/>
-      <w:sz w:val="56"/>
-      <w:szCs w:val="56"/>
-    </w:rPr>
-  </w:style>
-  <w:style w:type="character" w:customStyle="1" w:styleId="TitleChar">
-    <w:name w:val="Title Char"/>
-    <w:basedOn w:val="DefaultParagraphFont"/>
-    <w:link w:val="Title"/>
-    <w:uiPriority w:val="10"/>
-    <w:rsid w:val="00D44E8B"/>
-    <w:rPr>
-      <w:rFonts w:asciiTheme="majorHAnsi" w:eastAsiaTheme="majorEastAsia" w:hAnsiTheme="majorHAnsi" w:cstheme="majorBidi"/>
-      <w:noProof/>
-      <w:spacing w:val="-10"/>
-      <w:kern w:val="28"/>
-      <w:sz w:val="56"/>
-      <w:szCs w:val="56"/>
-      <w:lang w:bidi="ar-EG"/>
-    </w:rPr>
-  </w:style>
-  <w:style w:type="paragraph" w:styleId="Subtitle">
-    <w:name w:val="Subtitle"/>
-    <w:basedOn w:val="Normal"/>
-    <w:next w:val="Normal"/>
-    <w:link w:val="SubtitleChar"/>
-    <w:uiPriority w:val="11"/>
-    <w:qFormat/>
-    <w:rsid w:val="00D44E8B"/>
-    <w:pPr>
-      <w:numPr>
-        <w:ilvl w:val="1"/>
-      </w:numPr>
-    </w:pPr>
-    <w:rPr>
-      <w:rFonts w:asciiTheme="minorHAnsi" w:eastAsiaTheme="majorEastAsia" w:hAnsiTheme="minorHAnsi" w:cstheme="majorBidi"/>
-      <w:color w:val="595959" w:themeColor="text1" w:themeTint="A6"/>
-      <w:spacing w:val="15"/>
-    </w:rPr>
-  </w:style>
-  <w:style w:type="character" w:customStyle="1" w:styleId="SubtitleChar">
-    <w:name w:val="Subtitle Char"/>
-    <w:basedOn w:val="DefaultParagraphFont"/>
-    <w:link w:val="Subtitle"/>
-    <w:uiPriority w:val="11"/>
-    <w:rsid w:val="00D44E8B"/>
-    <w:rPr>
-      <w:rFonts w:asciiTheme="minorHAnsi" w:eastAsiaTheme="majorEastAsia" w:hAnsiTheme="minorHAnsi" w:cstheme="majorBidi"/>
-      <w:noProof/>
-      <w:color w:val="595959" w:themeColor="text1" w:themeTint="A6"/>
-      <w:spacing w:val="15"/>
-      <w:lang w:bidi="ar-EG"/>
-    </w:rPr>
-  </w:style>
-  <w:style w:type="paragraph" w:styleId="Quote">
-    <w:name w:val="Quote"/>
-    <w:basedOn w:val="Normal"/>
-    <w:next w:val="Normal"/>
-    <w:link w:val="QuoteChar"/>
-    <w:uiPriority w:val="29"/>
-    <w:qFormat/>
-    <w:rsid w:val="00D44E8B"/>
-    <w:pPr>
-      <w:spacing w:before="160"/>
-      <w:jc w:val="center"/>
-    </w:pPr>
-    <w:rPr>
-      <w:i/>
-      <w:iCs/>
-      <w:color w:val="404040" w:themeColor="text1" w:themeTint="BF"/>
-    </w:rPr>
-  </w:style>
-  <w:style w:type="character" w:customStyle="1" w:styleId="QuoteChar">
-    <w:name w:val="Quote Char"/>
-    <w:basedOn w:val="DefaultParagraphFont"/>
-    <w:link w:val="Quote"/>
-    <w:uiPriority w:val="29"/>
-    <w:rsid w:val="00D44E8B"/>
-    <w:rPr>
-      <w:i/>
-      <w:iCs/>
-      <w:noProof/>
-      <w:color w:val="404040" w:themeColor="text1" w:themeTint="BF"/>
-      <w:lang w:bidi="ar-EG"/>
-    </w:rPr>
-  </w:style>
-  <w:style w:type="paragraph" w:styleId="ListParagraph">
-    <w:name w:val="List Paragraph"/>
-    <w:basedOn w:val="Normal"/>
-    <w:uiPriority w:val="34"/>
-    <w:qFormat/>
-    <w:rsid w:val="00D44E8B"/>
-    <w:pPr>
-      <w:ind w:left="720"/>
-      <w:contextualSpacing/>
-    </w:pPr>
-  </w:style>
-  <w:style w:type="character" w:styleId="IntenseEmphasis">
-    <w:name w:val="Intense Emphasis"/>
-    <w:basedOn w:val="DefaultParagraphFont"/>
-    <w:uiPriority w:val="21"/>
-    <w:qFormat/>
-    <w:rsid w:val="00D44E8B"/>
-    <w:rPr>
-      <w:i/>
-      <w:iCs/>
-      <w:color w:val="2F5496" w:themeColor="accent1" w:themeShade="BF"/>
-    </w:rPr>
-  </w:style>
-  <w:style w:type="paragraph" w:styleId="IntenseQuote">
-    <w:name w:val="Intense Quote"/>
-    <w:basedOn w:val="Normal"/>
-    <w:next w:val="Normal"/>
-    <w:link w:val="IntenseQuoteChar"/>
-    <w:uiPriority w:val="30"/>
-    <w:qFormat/>
-    <w:rsid w:val="00D44E8B"/>
-    <w:pPr>
-      <w:pBdr>
-        <w:top w:val="single" w:sz="4" w:space="10" w:color="2F5496" w:themeColor="accent1" w:themeShade="BF"/>
-        <w:bottom w:val="single" w:sz="4" w:space="10" w:color="2F5496" w:themeColor="accent1" w:themeShade="BF"/>
-      </w:pBdr>
-      <w:spacing w:before="360" w:after="360"/>
-      <w:ind w:left="864" w:right="864"/>
-      <w:jc w:val="center"/>
-    </w:pPr>
-    <w:rPr>
-      <w:i/>
-      <w:iCs/>
-      <w:color w:val="2F5496" w:themeColor="accent1" w:themeShade="BF"/>
-    </w:rPr>
-  </w:style>
-  <w:style w:type="character" w:customStyle="1" w:styleId="IntenseQuoteChar">
-    <w:name w:val="Intense Quote Char"/>
-    <w:basedOn w:val="DefaultParagraphFont"/>
-    <w:link w:val="IntenseQuote"/>
-    <w:uiPriority w:val="30"/>
-    <w:rsid w:val="00D44E8B"/>
-    <w:rPr>
-      <w:i/>
-      <w:iCs/>
-      <w:noProof/>
-      <w:color w:val="2F5496" w:themeColor="accent1" w:themeShade="BF"/>
-      <w:lang w:bidi="ar-EG"/>
-    </w:rPr>
-  </w:style>
-  <w:style w:type="character" w:styleId="IntenseReference">
-    <w:name w:val="Intense Reference"/>
-    <w:basedOn w:val="DefaultParagraphFont"/>
-    <w:uiPriority w:val="32"/>
-    <w:qFormat/>
-    <w:rsid w:val="00D44E8B"/>
-    <w:rPr>
-      <w:b/>
-      <w:bCs/>
-      <w:smallCaps/>
-      <w:color w:val="2F5496" w:themeColor="accent1" w:themeShade="BF"/>
-      <w:spacing w:val="5"/>
-    </w:rPr>
-  </w:style>
   <w:style w:type="character" w:styleId="Hyperlink">
     <w:name w:val="Hyperlink"/>
     <w:basedOn w:val="DefaultParagraphFont"/>
     <w:uiPriority w:val="99"/>
     <w:unhideWhenUsed/>
-    <w:rsid w:val="00F2583D"/>
+    <w:rsid w:val="00773C66"/>
     <w:rPr>
       <w:color w:val="0563C1" w:themeColor="hyperlink"/>
       <w:u w:val="single"/>
@@ -1049,10 +554,22 @@
     <w:uiPriority w:val="99"/>
     <w:semiHidden/>
     <w:unhideWhenUsed/>
-    <w:rsid w:val="00F2583D"/>
+    <w:rsid w:val="00773C66"/>
     <w:rPr>
       <w:color w:val="605E5C"/>
       <w:shd w:val="clear" w:color="auto" w:fill="E1DFDD"/>
+    </w:rPr>
+  </w:style>
+  <w:style w:type="character" w:styleId="FollowedHyperlink">
+    <w:name w:val="FollowedHyperlink"/>
+    <w:basedOn w:val="DefaultParagraphFont"/>
+    <w:uiPriority w:val="99"/>
+    <w:semiHidden/>
+    <w:unhideWhenUsed/>
+    <w:rsid w:val="00B92249"/>
+    <w:rPr>
+      <w:color w:val="954F72" w:themeColor="followedHyperlink"/>
+      <w:u w:val="single"/>
     </w:rPr>
   </w:style>
 </w:styles>
@@ -1156,7 +673,7 @@
         <a:latin typeface="Calibri" panose="020F0502020204030204"/>
         <a:ea typeface=""/>
         <a:cs typeface=""/>
-        <a:font script="Jpan" typeface="游ゴシック"/>
+        <a:font script="Jpan" typeface="游明朝"/>
         <a:font script="Hang" typeface="맑은 고딕"/>
         <a:font script="Hans" typeface="等线"/>
         <a:font script="Hant" typeface="新細明體"/>

--- a/docs/downloads/william-kelly/تم/doc_0552.docx
+++ b/docs/downloads/william-kelly/تم/doc_0552.docx
@@ -4,104 +4,72 @@
   <w:body>
     <w:p>
       <w:pPr>
-        <w:jc w:val="both"/>
         <w:rPr>
           <w:rtl/>
-          <w:lang w:bidi="ar-AE"/>
+          <w:lang w:bidi="ar-SA"/>
         </w:rPr>
       </w:pPr>
       <w:hyperlink r:id="rId4" w:history="1">
         <w:r>
           <w:rPr>
             <w:rStyle w:val="Hyperlink"/>
-            <w:rFonts w:hint="cs"/>
             <w:rtl/>
-            <w:lang w:bidi="ar-AE"/>
+            <w:lang w:bidi="ar-SA"/>
           </w:rPr>
-          <w:t>دراسة ال</w:t>
-        </w:r>
-        <w:r>
-          <w:rPr>
-            <w:rStyle w:val="Hyperlink"/>
-            <w:rFonts w:hint="cs"/>
-            <w:rtl/>
-            <w:lang w:bidi="ar-AE"/>
-          </w:rPr>
-          <w:t>ن</w:t>
-        </w:r>
-        <w:r>
-          <w:rPr>
-            <w:rStyle w:val="Hyperlink"/>
-            <w:rFonts w:hint="cs"/>
-            <w:rtl/>
-            <w:lang w:bidi="ar-AE"/>
-          </w:rPr>
-          <w:t>بوة: ما الذي نستفيد منها؟</w:t>
+          <w:t>دراسة النبوة - ما هي فائدتها لنا؟</w:t>
         </w:r>
       </w:hyperlink>
     </w:p>
     <w:p>
       <w:pPr>
-        <w:jc w:val="both"/>
+        <w:bidi w:val="0"/>
+        <w:rPr>
+          <w:lang w:bidi="ar-SA"/>
+        </w:rPr>
+      </w:pPr>
+      <w:r>
+        <w:rPr>
+          <w:lang w:bidi="ar-SA"/>
+        </w:rPr>
+        <w:t>William Kelly</w:t>
+      </w:r>
+    </w:p>
+    <w:p>
+      <w:pPr>
         <w:rPr>
           <w:rtl/>
-          <w:lang w:bidi="ar-AE"/>
+          <w:lang w:bidi="ar-SA"/>
         </w:rPr>
       </w:pPr>
       <w:r>
         <w:rPr>
           <w:rFonts w:hint="cs"/>
           <w:rtl/>
-          <w:lang w:bidi="ar-AE"/>
+          <w:lang w:bidi="ar-SA"/>
         </w:rPr>
-        <w:t>ويليام كيلي</w:t>
-      </w:r>
-    </w:p>
-    <w:p>
-      <w:pPr>
-        <w:jc w:val="both"/>
-        <w:rPr>
-          <w:lang w:bidi="ar-AE"/>
-        </w:rPr>
-      </w:pPr>
-      <w:r>
-        <w:rPr>
-          <w:rFonts w:hint="cs"/>
-          <w:rtl/>
-          <w:lang w:bidi="ar-AE"/>
-        </w:rPr>
-        <w:t>مكسب عملي هام من وراء دراسة الكلمة النبوية يكمن في أنه يحرر أولاد الله من الفكرة، بأن الكنيسة هي كل شيء. بأن نعتقد ذلك ليس هو نظام تعليمي وإنما وقوع في ذات الخطأ الذي وقع فيه ملاحو الفضاء في الماضي، حينما اعتبروا الأرض لأجل ذلك محورًا للنظام الشمسي، لأنهم كانوا يعيشون عليها. إن هذا الأمر دائمًا ما يأتي بالخراب على الإنسان. هو يجعل نفسه محورًا لأفكاره. ذات الخطأ يُرتكب أيضًا في علم اللاهوت. لقد جعل المرء من الكنيسة، لأننا ننتمي لها، محور الكتاب المقدس، بينما في الحقيقة المسيح هو المحور. هو محور البركات السماوية والكنيسة من حوله؛ وهو محور البركات الأرضية، واليهود يحيطون به. لذا فإن المسيح، إن في السماء أو على الأرض، هو موضوع كل مشورات الله و</w:t>
+        <w:t>الفائدة العملية الهامة التي من وراء دراسة الكلمة النبوية تكمن في أنها تحرر أولاد الله من أن الكنيسة هي كل شيء. فأن نفكر هكذا هو ليس نظام تعليمي صحيح، وإنما وقوع في ذات الخطأ الذي فعله علماء الفلك القدامى حينما اعتبروا الأرض كمركز للمنظومة الشمسية لأنهم عاشوا عليها. وهذا دائمًا يأتي بالخراب على الإنسان. فهو يجعل نفسه مركزًا لأفكاره. وذات الخطأ يتم ارتكابه أيضًا في اللاهوت. فلقد جعلوا الكنيسة التي نحن ننتمي إليها محورًا للكتاب، بينما في الحقيقة المسيح هو المركز. هو مركز البركات السماوية، والكنيسة تحيط به؛ فهو مركز البركات الأرضية، واليهود يحيطون من حوله. ولهذا فالمسيح، إن كان في السماء أو على الأرض، موضوع كل مشورات الله ونقطة انطلاق كل بركة. إن كانت قلوبنا متجهة نحوه فلها سلام، نمو وبركة. الكثير من النفوس ليس لها أي سلام لأنها مشغولة بنفسها؛ هذا لأنها لا تجد داخل نفسها</w:t>
       </w:r>
       <w:r>
         <w:rPr>
           <w:rFonts w:hint="cs"/>
           <w:rtl/>
-          <w:lang w:bidi="ar-AE"/>
+          <w:lang w:bidi="ar-SA"/>
         </w:rPr>
-        <w:t>الباب الذي منه تأتي كل بركة. إن اتجهت قلوبنا إليه سيكون لها سلام، تقدمًا وبركة. الكثير من النفوس ليس لها سلام لأنها مشغولة بذاتها؛ لأنها لا تجد في نفسها ما يجب أن يكونه المسيحي. وإن نظرت إلى المسيح فلن تكون هناك أية مشكلة. والمسألة تبقى كالتالي: هل كان المسيح يستحق ذلك، بأن يخلص شخص</w:t>
+        <w:t xml:space="preserve"> أي شيء ما يجب أن يكونه المسيحي. فإن نظرت بالمقابل إلى المسيح، فلن تكون هنالك أية مشكلة. فالمسألة عندها فقط: هل استحق المسيح بأن يخلُص شخص مثلي؟ إن المسألة الكبيرة من جهة الأنا لن تنحل أبدًا طالما أن المسيح ليس هو مركز كل شيء بالنسبة لنا. يا ليته يكون كذلك! إنه مركز كل أفكار الله، أفكار محبته، بِرّه ومجده.</w:t>
       </w:r>
-      <w:r>
+    </w:p>
+    <w:p>
+      <w:pPr>
         <w:rPr>
           <w:rFonts w:hint="cs"/>
-          <w:rtl/>
+          <w:lang w:bidi="ar-SA"/>
         </w:rPr>
-        <w:t>ًا</w:t>
-      </w:r>
-      <w:r>
-        <w:rPr>
-          <w:rFonts w:hint="cs"/>
-          <w:rtl/>
-          <w:lang w:bidi="ar-AE"/>
-        </w:rPr>
-        <w:t xml:space="preserve"> مثلي؟ هل يمكنني أن أنكر ذلك؟ وتأثير ذلك هو أني سعيد؛ والله يمكنه أن يستخدمني في خدمته. لكن إن كنت لست مرتاحًا بخلاص نفسي فكيف لي أن أنشغل بالخدمة من أجل الآخرين؟ إن المسألة الأساسية من جهتي مع نفسي لن تجد حلاً طالما أن المسيح ليس هو محور كل شيء لنا. يا ليته يكون كذلك! هو محور كل أفكار الله، أفكار محبته، برّه ومجده.</w:t>
-      </w:r>
+      </w:pPr>
     </w:p>
     <w:sectPr>
-      <w:pgSz w:w="11906" w:h="16838"/>
-      <w:pgMar w:top="1440" w:right="1800" w:bottom="1440" w:left="1800" w:header="708" w:footer="708" w:gutter="0"/>
-      <w:cols w:space="708"/>
-      <w:bidi/>
-      <w:rtlGutter/>
+      <w:pgSz w:w="12240" w:h="15840"/>
+      <w:pgMar w:top="1440" w:right="1800" w:bottom="1440" w:left="1800" w:header="720" w:footer="720" w:gutter="0"/>
+      <w:cols w:space="720"/>
       <w:docGrid w:linePitch="360"/>
     </w:sectPr>
   </w:body>
@@ -114,14 +82,18 @@
     <w:rPrDefault>
       <w:rPr>
         <w:rFonts w:ascii="Sakkal Majalla" w:eastAsiaTheme="minorHAnsi" w:hAnsi="Sakkal Majalla" w:cs="Sakkal Majalla"/>
+        <w:kern w:val="2"/>
         <w:sz w:val="28"/>
         <w:szCs w:val="28"/>
-        <w:lang w:val="en-US" w:eastAsia="en-US" w:bidi="ar-SA"/>
+        <w:lang w:val="en-US" w:eastAsia="en-US" w:bidi="he-IL"/>
+        <w14:ligatures w14:val="standardContextual"/>
       </w:rPr>
     </w:rPrDefault>
     <w:pPrDefault>
       <w:pPr>
+        <w:bidi/>
         <w:spacing w:after="160" w:line="259" w:lineRule="auto"/>
+        <w:jc w:val="both"/>
       </w:pPr>
     </w:pPrDefault>
   </w:docDefaults>
@@ -164,7 +136,7 @@
     <w:lsdException w:name="table of figures" w:semiHidden="1" w:unhideWhenUsed="1"/>
     <w:lsdException w:name="envelope address" w:semiHidden="1" w:unhideWhenUsed="1"/>
     <w:lsdException w:name="envelope return" w:semiHidden="1" w:unhideWhenUsed="1"/>
-    <w:lsdException w:name="footnote reference" w:semiHidden="1" w:unhideWhenUsed="1"/>
+    <w:lsdException w:name="footnote reference" w:semiHidden="1" w:unhideWhenUsed="1" w:qFormat="1"/>
     <w:lsdException w:name="annotation reference" w:semiHidden="1" w:unhideWhenUsed="1"/>
     <w:lsdException w:name="line number" w:semiHidden="1" w:unhideWhenUsed="1"/>
     <w:lsdException w:name="page number" w:semiHidden="1" w:unhideWhenUsed="1"/>
@@ -506,9 +478,207 @@
   <w:style w:type="paragraph" w:default="1" w:styleId="Normal">
     <w:name w:val="Normal"/>
     <w:qFormat/>
+    <w:rPr>
+      <w:noProof/>
+      <w:lang w:bidi="ar-EG"/>
+    </w:rPr>
+  </w:style>
+  <w:style w:type="paragraph" w:styleId="Heading1">
+    <w:name w:val="heading 1"/>
+    <w:basedOn w:val="Normal"/>
+    <w:next w:val="Normal"/>
+    <w:link w:val="Heading1Char"/>
+    <w:uiPriority w:val="9"/>
+    <w:qFormat/>
+    <w:rsid w:val="00D44E8B"/>
     <w:pPr>
-      <w:bidi/>
+      <w:keepNext/>
+      <w:keepLines/>
+      <w:spacing w:before="360" w:after="80"/>
+      <w:outlineLvl w:val="0"/>
     </w:pPr>
+    <w:rPr>
+      <w:rFonts w:asciiTheme="majorHAnsi" w:eastAsiaTheme="majorEastAsia" w:hAnsiTheme="majorHAnsi" w:cstheme="majorBidi"/>
+      <w:color w:val="2F5496" w:themeColor="accent1" w:themeShade="BF"/>
+      <w:sz w:val="40"/>
+      <w:szCs w:val="40"/>
+    </w:rPr>
+  </w:style>
+  <w:style w:type="paragraph" w:styleId="Heading2">
+    <w:name w:val="heading 2"/>
+    <w:basedOn w:val="Normal"/>
+    <w:next w:val="Normal"/>
+    <w:link w:val="Heading2Char"/>
+    <w:uiPriority w:val="9"/>
+    <w:semiHidden/>
+    <w:unhideWhenUsed/>
+    <w:qFormat/>
+    <w:rsid w:val="00D44E8B"/>
+    <w:pPr>
+      <w:keepNext/>
+      <w:keepLines/>
+      <w:spacing w:before="160" w:after="80"/>
+      <w:outlineLvl w:val="1"/>
+    </w:pPr>
+    <w:rPr>
+      <w:rFonts w:asciiTheme="majorHAnsi" w:eastAsiaTheme="majorEastAsia" w:hAnsiTheme="majorHAnsi" w:cstheme="majorBidi"/>
+      <w:color w:val="2F5496" w:themeColor="accent1" w:themeShade="BF"/>
+      <w:sz w:val="32"/>
+      <w:szCs w:val="32"/>
+    </w:rPr>
+  </w:style>
+  <w:style w:type="paragraph" w:styleId="Heading3">
+    <w:name w:val="heading 3"/>
+    <w:basedOn w:val="Normal"/>
+    <w:next w:val="Normal"/>
+    <w:link w:val="Heading3Char"/>
+    <w:uiPriority w:val="9"/>
+    <w:semiHidden/>
+    <w:unhideWhenUsed/>
+    <w:qFormat/>
+    <w:rsid w:val="00D44E8B"/>
+    <w:pPr>
+      <w:keepNext/>
+      <w:keepLines/>
+      <w:spacing w:before="160" w:after="80"/>
+      <w:outlineLvl w:val="2"/>
+    </w:pPr>
+    <w:rPr>
+      <w:rFonts w:asciiTheme="minorHAnsi" w:eastAsiaTheme="majorEastAsia" w:hAnsiTheme="minorHAnsi" w:cstheme="majorBidi"/>
+      <w:color w:val="2F5496" w:themeColor="accent1" w:themeShade="BF"/>
+    </w:rPr>
+  </w:style>
+  <w:style w:type="paragraph" w:styleId="Heading4">
+    <w:name w:val="heading 4"/>
+    <w:basedOn w:val="Normal"/>
+    <w:next w:val="Normal"/>
+    <w:link w:val="Heading4Char"/>
+    <w:uiPriority w:val="9"/>
+    <w:semiHidden/>
+    <w:unhideWhenUsed/>
+    <w:qFormat/>
+    <w:rsid w:val="00D44E8B"/>
+    <w:pPr>
+      <w:keepNext/>
+      <w:keepLines/>
+      <w:spacing w:before="80" w:after="40"/>
+      <w:outlineLvl w:val="3"/>
+    </w:pPr>
+    <w:rPr>
+      <w:rFonts w:asciiTheme="minorHAnsi" w:eastAsiaTheme="majorEastAsia" w:hAnsiTheme="minorHAnsi" w:cstheme="majorBidi"/>
+      <w:i/>
+      <w:iCs/>
+      <w:color w:val="2F5496" w:themeColor="accent1" w:themeShade="BF"/>
+    </w:rPr>
+  </w:style>
+  <w:style w:type="paragraph" w:styleId="Heading5">
+    <w:name w:val="heading 5"/>
+    <w:basedOn w:val="Normal"/>
+    <w:next w:val="Normal"/>
+    <w:link w:val="Heading5Char"/>
+    <w:uiPriority w:val="9"/>
+    <w:semiHidden/>
+    <w:unhideWhenUsed/>
+    <w:qFormat/>
+    <w:rsid w:val="00D44E8B"/>
+    <w:pPr>
+      <w:keepNext/>
+      <w:keepLines/>
+      <w:spacing w:before="80" w:after="40"/>
+      <w:outlineLvl w:val="4"/>
+    </w:pPr>
+    <w:rPr>
+      <w:rFonts w:asciiTheme="minorHAnsi" w:eastAsiaTheme="majorEastAsia" w:hAnsiTheme="minorHAnsi" w:cstheme="majorBidi"/>
+      <w:color w:val="2F5496" w:themeColor="accent1" w:themeShade="BF"/>
+    </w:rPr>
+  </w:style>
+  <w:style w:type="paragraph" w:styleId="Heading6">
+    <w:name w:val="heading 6"/>
+    <w:basedOn w:val="Normal"/>
+    <w:next w:val="Normal"/>
+    <w:link w:val="Heading6Char"/>
+    <w:uiPriority w:val="9"/>
+    <w:semiHidden/>
+    <w:unhideWhenUsed/>
+    <w:qFormat/>
+    <w:rsid w:val="00D44E8B"/>
+    <w:pPr>
+      <w:keepNext/>
+      <w:keepLines/>
+      <w:spacing w:before="40" w:after="0"/>
+      <w:outlineLvl w:val="5"/>
+    </w:pPr>
+    <w:rPr>
+      <w:rFonts w:asciiTheme="minorHAnsi" w:eastAsiaTheme="majorEastAsia" w:hAnsiTheme="minorHAnsi" w:cstheme="majorBidi"/>
+      <w:i/>
+      <w:iCs/>
+      <w:color w:val="595959" w:themeColor="text1" w:themeTint="A6"/>
+    </w:rPr>
+  </w:style>
+  <w:style w:type="paragraph" w:styleId="Heading7">
+    <w:name w:val="heading 7"/>
+    <w:basedOn w:val="Normal"/>
+    <w:next w:val="Normal"/>
+    <w:link w:val="Heading7Char"/>
+    <w:uiPriority w:val="9"/>
+    <w:semiHidden/>
+    <w:unhideWhenUsed/>
+    <w:qFormat/>
+    <w:rsid w:val="00D44E8B"/>
+    <w:pPr>
+      <w:keepNext/>
+      <w:keepLines/>
+      <w:spacing w:before="40" w:after="0"/>
+      <w:outlineLvl w:val="6"/>
+    </w:pPr>
+    <w:rPr>
+      <w:rFonts w:asciiTheme="minorHAnsi" w:eastAsiaTheme="majorEastAsia" w:hAnsiTheme="minorHAnsi" w:cstheme="majorBidi"/>
+      <w:color w:val="595959" w:themeColor="text1" w:themeTint="A6"/>
+    </w:rPr>
+  </w:style>
+  <w:style w:type="paragraph" w:styleId="Heading8">
+    <w:name w:val="heading 8"/>
+    <w:basedOn w:val="Normal"/>
+    <w:next w:val="Normal"/>
+    <w:link w:val="Heading8Char"/>
+    <w:uiPriority w:val="9"/>
+    <w:semiHidden/>
+    <w:unhideWhenUsed/>
+    <w:qFormat/>
+    <w:rsid w:val="00D44E8B"/>
+    <w:pPr>
+      <w:keepNext/>
+      <w:keepLines/>
+      <w:spacing w:after="0"/>
+      <w:outlineLvl w:val="7"/>
+    </w:pPr>
+    <w:rPr>
+      <w:rFonts w:asciiTheme="minorHAnsi" w:eastAsiaTheme="majorEastAsia" w:hAnsiTheme="minorHAnsi" w:cstheme="majorBidi"/>
+      <w:i/>
+      <w:iCs/>
+      <w:color w:val="272727" w:themeColor="text1" w:themeTint="D8"/>
+    </w:rPr>
+  </w:style>
+  <w:style w:type="paragraph" w:styleId="Heading9">
+    <w:name w:val="heading 9"/>
+    <w:basedOn w:val="Normal"/>
+    <w:next w:val="Normal"/>
+    <w:link w:val="Heading9Char"/>
+    <w:uiPriority w:val="9"/>
+    <w:semiHidden/>
+    <w:unhideWhenUsed/>
+    <w:qFormat/>
+    <w:rsid w:val="00D44E8B"/>
+    <w:pPr>
+      <w:keepNext/>
+      <w:keepLines/>
+      <w:spacing w:after="0"/>
+      <w:outlineLvl w:val="8"/>
+    </w:pPr>
+    <w:rPr>
+      <w:rFonts w:asciiTheme="minorHAnsi" w:eastAsiaTheme="majorEastAsia" w:hAnsiTheme="minorHAnsi" w:cstheme="majorBidi"/>
+      <w:color w:val="272727" w:themeColor="text1" w:themeTint="D8"/>
+    </w:rPr>
   </w:style>
   <w:style w:type="character" w:default="1" w:styleId="DefaultParagraphFont">
     <w:name w:val="Default Paragraph Font"/>
@@ -537,12 +707,337 @@
     <w:semiHidden/>
     <w:unhideWhenUsed/>
   </w:style>
+  <w:style w:type="character" w:styleId="FootnoteReference">
+    <w:name w:val="footnote reference"/>
+    <w:basedOn w:val="DefaultParagraphFont"/>
+    <w:uiPriority w:val="99"/>
+    <w:semiHidden/>
+    <w:unhideWhenUsed/>
+    <w:qFormat/>
+    <w:rsid w:val="00EC5C84"/>
+    <w:rPr>
+      <w:rFonts w:ascii="Sakkal Majalla" w:hAnsi="Sakkal Majalla"/>
+      <w:b/>
+      <w:sz w:val="26"/>
+      <w:vertAlign w:val="superscript"/>
+    </w:rPr>
+  </w:style>
+  <w:style w:type="character" w:customStyle="1" w:styleId="Heading1Char">
+    <w:name w:val="Heading 1 Char"/>
+    <w:basedOn w:val="DefaultParagraphFont"/>
+    <w:link w:val="Heading1"/>
+    <w:uiPriority w:val="9"/>
+    <w:rsid w:val="00D44E8B"/>
+    <w:rPr>
+      <w:rFonts w:asciiTheme="majorHAnsi" w:eastAsiaTheme="majorEastAsia" w:hAnsiTheme="majorHAnsi" w:cstheme="majorBidi"/>
+      <w:noProof/>
+      <w:color w:val="2F5496" w:themeColor="accent1" w:themeShade="BF"/>
+      <w:sz w:val="40"/>
+      <w:szCs w:val="40"/>
+      <w:lang w:bidi="ar-EG"/>
+    </w:rPr>
+  </w:style>
+  <w:style w:type="character" w:customStyle="1" w:styleId="Heading2Char">
+    <w:name w:val="Heading 2 Char"/>
+    <w:basedOn w:val="DefaultParagraphFont"/>
+    <w:link w:val="Heading2"/>
+    <w:uiPriority w:val="9"/>
+    <w:semiHidden/>
+    <w:rsid w:val="00D44E8B"/>
+    <w:rPr>
+      <w:rFonts w:asciiTheme="majorHAnsi" w:eastAsiaTheme="majorEastAsia" w:hAnsiTheme="majorHAnsi" w:cstheme="majorBidi"/>
+      <w:noProof/>
+      <w:color w:val="2F5496" w:themeColor="accent1" w:themeShade="BF"/>
+      <w:sz w:val="32"/>
+      <w:szCs w:val="32"/>
+      <w:lang w:bidi="ar-EG"/>
+    </w:rPr>
+  </w:style>
+  <w:style w:type="character" w:customStyle="1" w:styleId="Heading3Char">
+    <w:name w:val="Heading 3 Char"/>
+    <w:basedOn w:val="DefaultParagraphFont"/>
+    <w:link w:val="Heading3"/>
+    <w:uiPriority w:val="9"/>
+    <w:semiHidden/>
+    <w:rsid w:val="00D44E8B"/>
+    <w:rPr>
+      <w:rFonts w:asciiTheme="minorHAnsi" w:eastAsiaTheme="majorEastAsia" w:hAnsiTheme="minorHAnsi" w:cstheme="majorBidi"/>
+      <w:noProof/>
+      <w:color w:val="2F5496" w:themeColor="accent1" w:themeShade="BF"/>
+      <w:lang w:bidi="ar-EG"/>
+    </w:rPr>
+  </w:style>
+  <w:style w:type="character" w:customStyle="1" w:styleId="Heading4Char">
+    <w:name w:val="Heading 4 Char"/>
+    <w:basedOn w:val="DefaultParagraphFont"/>
+    <w:link w:val="Heading4"/>
+    <w:uiPriority w:val="9"/>
+    <w:semiHidden/>
+    <w:rsid w:val="00D44E8B"/>
+    <w:rPr>
+      <w:rFonts w:asciiTheme="minorHAnsi" w:eastAsiaTheme="majorEastAsia" w:hAnsiTheme="minorHAnsi" w:cstheme="majorBidi"/>
+      <w:i/>
+      <w:iCs/>
+      <w:noProof/>
+      <w:color w:val="2F5496" w:themeColor="accent1" w:themeShade="BF"/>
+      <w:lang w:bidi="ar-EG"/>
+    </w:rPr>
+  </w:style>
+  <w:style w:type="character" w:customStyle="1" w:styleId="Heading5Char">
+    <w:name w:val="Heading 5 Char"/>
+    <w:basedOn w:val="DefaultParagraphFont"/>
+    <w:link w:val="Heading5"/>
+    <w:uiPriority w:val="9"/>
+    <w:semiHidden/>
+    <w:rsid w:val="00D44E8B"/>
+    <w:rPr>
+      <w:rFonts w:asciiTheme="minorHAnsi" w:eastAsiaTheme="majorEastAsia" w:hAnsiTheme="minorHAnsi" w:cstheme="majorBidi"/>
+      <w:noProof/>
+      <w:color w:val="2F5496" w:themeColor="accent1" w:themeShade="BF"/>
+      <w:lang w:bidi="ar-EG"/>
+    </w:rPr>
+  </w:style>
+  <w:style w:type="character" w:customStyle="1" w:styleId="Heading6Char">
+    <w:name w:val="Heading 6 Char"/>
+    <w:basedOn w:val="DefaultParagraphFont"/>
+    <w:link w:val="Heading6"/>
+    <w:uiPriority w:val="9"/>
+    <w:semiHidden/>
+    <w:rsid w:val="00D44E8B"/>
+    <w:rPr>
+      <w:rFonts w:asciiTheme="minorHAnsi" w:eastAsiaTheme="majorEastAsia" w:hAnsiTheme="minorHAnsi" w:cstheme="majorBidi"/>
+      <w:i/>
+      <w:iCs/>
+      <w:noProof/>
+      <w:color w:val="595959" w:themeColor="text1" w:themeTint="A6"/>
+      <w:lang w:bidi="ar-EG"/>
+    </w:rPr>
+  </w:style>
+  <w:style w:type="character" w:customStyle="1" w:styleId="Heading7Char">
+    <w:name w:val="Heading 7 Char"/>
+    <w:basedOn w:val="DefaultParagraphFont"/>
+    <w:link w:val="Heading7"/>
+    <w:uiPriority w:val="9"/>
+    <w:semiHidden/>
+    <w:rsid w:val="00D44E8B"/>
+    <w:rPr>
+      <w:rFonts w:asciiTheme="minorHAnsi" w:eastAsiaTheme="majorEastAsia" w:hAnsiTheme="minorHAnsi" w:cstheme="majorBidi"/>
+      <w:noProof/>
+      <w:color w:val="595959" w:themeColor="text1" w:themeTint="A6"/>
+      <w:lang w:bidi="ar-EG"/>
+    </w:rPr>
+  </w:style>
+  <w:style w:type="character" w:customStyle="1" w:styleId="Heading8Char">
+    <w:name w:val="Heading 8 Char"/>
+    <w:basedOn w:val="DefaultParagraphFont"/>
+    <w:link w:val="Heading8"/>
+    <w:uiPriority w:val="9"/>
+    <w:semiHidden/>
+    <w:rsid w:val="00D44E8B"/>
+    <w:rPr>
+      <w:rFonts w:asciiTheme="minorHAnsi" w:eastAsiaTheme="majorEastAsia" w:hAnsiTheme="minorHAnsi" w:cstheme="majorBidi"/>
+      <w:i/>
+      <w:iCs/>
+      <w:noProof/>
+      <w:color w:val="272727" w:themeColor="text1" w:themeTint="D8"/>
+      <w:lang w:bidi="ar-EG"/>
+    </w:rPr>
+  </w:style>
+  <w:style w:type="character" w:customStyle="1" w:styleId="Heading9Char">
+    <w:name w:val="Heading 9 Char"/>
+    <w:basedOn w:val="DefaultParagraphFont"/>
+    <w:link w:val="Heading9"/>
+    <w:uiPriority w:val="9"/>
+    <w:semiHidden/>
+    <w:rsid w:val="00D44E8B"/>
+    <w:rPr>
+      <w:rFonts w:asciiTheme="minorHAnsi" w:eastAsiaTheme="majorEastAsia" w:hAnsiTheme="minorHAnsi" w:cstheme="majorBidi"/>
+      <w:noProof/>
+      <w:color w:val="272727" w:themeColor="text1" w:themeTint="D8"/>
+      <w:lang w:bidi="ar-EG"/>
+    </w:rPr>
+  </w:style>
+  <w:style w:type="paragraph" w:styleId="Title">
+    <w:name w:val="Title"/>
+    <w:basedOn w:val="Normal"/>
+    <w:next w:val="Normal"/>
+    <w:link w:val="TitleChar"/>
+    <w:uiPriority w:val="10"/>
+    <w:qFormat/>
+    <w:rsid w:val="00D44E8B"/>
+    <w:pPr>
+      <w:spacing w:after="80" w:line="240" w:lineRule="auto"/>
+      <w:contextualSpacing/>
+    </w:pPr>
+    <w:rPr>
+      <w:rFonts w:asciiTheme="majorHAnsi" w:eastAsiaTheme="majorEastAsia" w:hAnsiTheme="majorHAnsi" w:cstheme="majorBidi"/>
+      <w:spacing w:val="-10"/>
+      <w:kern w:val="28"/>
+      <w:sz w:val="56"/>
+      <w:szCs w:val="56"/>
+    </w:rPr>
+  </w:style>
+  <w:style w:type="character" w:customStyle="1" w:styleId="TitleChar">
+    <w:name w:val="Title Char"/>
+    <w:basedOn w:val="DefaultParagraphFont"/>
+    <w:link w:val="Title"/>
+    <w:uiPriority w:val="10"/>
+    <w:rsid w:val="00D44E8B"/>
+    <w:rPr>
+      <w:rFonts w:asciiTheme="majorHAnsi" w:eastAsiaTheme="majorEastAsia" w:hAnsiTheme="majorHAnsi" w:cstheme="majorBidi"/>
+      <w:noProof/>
+      <w:spacing w:val="-10"/>
+      <w:kern w:val="28"/>
+      <w:sz w:val="56"/>
+      <w:szCs w:val="56"/>
+      <w:lang w:bidi="ar-EG"/>
+    </w:rPr>
+  </w:style>
+  <w:style w:type="paragraph" w:styleId="Subtitle">
+    <w:name w:val="Subtitle"/>
+    <w:basedOn w:val="Normal"/>
+    <w:next w:val="Normal"/>
+    <w:link w:val="SubtitleChar"/>
+    <w:uiPriority w:val="11"/>
+    <w:qFormat/>
+    <w:rsid w:val="00D44E8B"/>
+    <w:pPr>
+      <w:numPr>
+        <w:ilvl w:val="1"/>
+      </w:numPr>
+    </w:pPr>
+    <w:rPr>
+      <w:rFonts w:asciiTheme="minorHAnsi" w:eastAsiaTheme="majorEastAsia" w:hAnsiTheme="minorHAnsi" w:cstheme="majorBidi"/>
+      <w:color w:val="595959" w:themeColor="text1" w:themeTint="A6"/>
+      <w:spacing w:val="15"/>
+    </w:rPr>
+  </w:style>
+  <w:style w:type="character" w:customStyle="1" w:styleId="SubtitleChar">
+    <w:name w:val="Subtitle Char"/>
+    <w:basedOn w:val="DefaultParagraphFont"/>
+    <w:link w:val="Subtitle"/>
+    <w:uiPriority w:val="11"/>
+    <w:rsid w:val="00D44E8B"/>
+    <w:rPr>
+      <w:rFonts w:asciiTheme="minorHAnsi" w:eastAsiaTheme="majorEastAsia" w:hAnsiTheme="minorHAnsi" w:cstheme="majorBidi"/>
+      <w:noProof/>
+      <w:color w:val="595959" w:themeColor="text1" w:themeTint="A6"/>
+      <w:spacing w:val="15"/>
+      <w:lang w:bidi="ar-EG"/>
+    </w:rPr>
+  </w:style>
+  <w:style w:type="paragraph" w:styleId="Quote">
+    <w:name w:val="Quote"/>
+    <w:basedOn w:val="Normal"/>
+    <w:next w:val="Normal"/>
+    <w:link w:val="QuoteChar"/>
+    <w:uiPriority w:val="29"/>
+    <w:qFormat/>
+    <w:rsid w:val="00D44E8B"/>
+    <w:pPr>
+      <w:spacing w:before="160"/>
+      <w:jc w:val="center"/>
+    </w:pPr>
+    <w:rPr>
+      <w:i/>
+      <w:iCs/>
+      <w:color w:val="404040" w:themeColor="text1" w:themeTint="BF"/>
+    </w:rPr>
+  </w:style>
+  <w:style w:type="character" w:customStyle="1" w:styleId="QuoteChar">
+    <w:name w:val="Quote Char"/>
+    <w:basedOn w:val="DefaultParagraphFont"/>
+    <w:link w:val="Quote"/>
+    <w:uiPriority w:val="29"/>
+    <w:rsid w:val="00D44E8B"/>
+    <w:rPr>
+      <w:i/>
+      <w:iCs/>
+      <w:noProof/>
+      <w:color w:val="404040" w:themeColor="text1" w:themeTint="BF"/>
+      <w:lang w:bidi="ar-EG"/>
+    </w:rPr>
+  </w:style>
+  <w:style w:type="paragraph" w:styleId="ListParagraph">
+    <w:name w:val="List Paragraph"/>
+    <w:basedOn w:val="Normal"/>
+    <w:uiPriority w:val="34"/>
+    <w:qFormat/>
+    <w:rsid w:val="00D44E8B"/>
+    <w:pPr>
+      <w:ind w:left="720"/>
+      <w:contextualSpacing/>
+    </w:pPr>
+  </w:style>
+  <w:style w:type="character" w:styleId="IntenseEmphasis">
+    <w:name w:val="Intense Emphasis"/>
+    <w:basedOn w:val="DefaultParagraphFont"/>
+    <w:uiPriority w:val="21"/>
+    <w:qFormat/>
+    <w:rsid w:val="00D44E8B"/>
+    <w:rPr>
+      <w:i/>
+      <w:iCs/>
+      <w:color w:val="2F5496" w:themeColor="accent1" w:themeShade="BF"/>
+    </w:rPr>
+  </w:style>
+  <w:style w:type="paragraph" w:styleId="IntenseQuote">
+    <w:name w:val="Intense Quote"/>
+    <w:basedOn w:val="Normal"/>
+    <w:next w:val="Normal"/>
+    <w:link w:val="IntenseQuoteChar"/>
+    <w:uiPriority w:val="30"/>
+    <w:qFormat/>
+    <w:rsid w:val="00D44E8B"/>
+    <w:pPr>
+      <w:pBdr>
+        <w:top w:val="single" w:sz="4" w:space="10" w:color="2F5496" w:themeColor="accent1" w:themeShade="BF"/>
+        <w:bottom w:val="single" w:sz="4" w:space="10" w:color="2F5496" w:themeColor="accent1" w:themeShade="BF"/>
+      </w:pBdr>
+      <w:spacing w:before="360" w:after="360"/>
+      <w:ind w:left="864" w:right="864"/>
+      <w:jc w:val="center"/>
+    </w:pPr>
+    <w:rPr>
+      <w:i/>
+      <w:iCs/>
+      <w:color w:val="2F5496" w:themeColor="accent1" w:themeShade="BF"/>
+    </w:rPr>
+  </w:style>
+  <w:style w:type="character" w:customStyle="1" w:styleId="IntenseQuoteChar">
+    <w:name w:val="Intense Quote Char"/>
+    <w:basedOn w:val="DefaultParagraphFont"/>
+    <w:link w:val="IntenseQuote"/>
+    <w:uiPriority w:val="30"/>
+    <w:rsid w:val="00D44E8B"/>
+    <w:rPr>
+      <w:i/>
+      <w:iCs/>
+      <w:noProof/>
+      <w:color w:val="2F5496" w:themeColor="accent1" w:themeShade="BF"/>
+      <w:lang w:bidi="ar-EG"/>
+    </w:rPr>
+  </w:style>
+  <w:style w:type="character" w:styleId="IntenseReference">
+    <w:name w:val="Intense Reference"/>
+    <w:basedOn w:val="DefaultParagraphFont"/>
+    <w:uiPriority w:val="32"/>
+    <w:qFormat/>
+    <w:rsid w:val="00D44E8B"/>
+    <w:rPr>
+      <w:b/>
+      <w:bCs/>
+      <w:smallCaps/>
+      <w:color w:val="2F5496" w:themeColor="accent1" w:themeShade="BF"/>
+      <w:spacing w:val="5"/>
+    </w:rPr>
+  </w:style>
   <w:style w:type="character" w:styleId="Hyperlink">
     <w:name w:val="Hyperlink"/>
     <w:basedOn w:val="DefaultParagraphFont"/>
     <w:uiPriority w:val="99"/>
     <w:unhideWhenUsed/>
-    <w:rsid w:val="00773C66"/>
+    <w:rsid w:val="00F2583D"/>
     <w:rPr>
       <w:color w:val="0563C1" w:themeColor="hyperlink"/>
       <w:u w:val="single"/>
@@ -554,22 +1049,10 @@
     <w:uiPriority w:val="99"/>
     <w:semiHidden/>
     <w:unhideWhenUsed/>
-    <w:rsid w:val="00773C66"/>
+    <w:rsid w:val="00F2583D"/>
     <w:rPr>
       <w:color w:val="605E5C"/>
       <w:shd w:val="clear" w:color="auto" w:fill="E1DFDD"/>
-    </w:rPr>
-  </w:style>
-  <w:style w:type="character" w:styleId="FollowedHyperlink">
-    <w:name w:val="FollowedHyperlink"/>
-    <w:basedOn w:val="DefaultParagraphFont"/>
-    <w:uiPriority w:val="99"/>
-    <w:semiHidden/>
-    <w:unhideWhenUsed/>
-    <w:rsid w:val="00B92249"/>
-    <w:rPr>
-      <w:color w:val="954F72" w:themeColor="followedHyperlink"/>
-      <w:u w:val="single"/>
     </w:rPr>
   </w:style>
 </w:styles>
@@ -673,7 +1156,7 @@
         <a:latin typeface="Calibri" panose="020F0502020204030204"/>
         <a:ea typeface=""/>
         <a:cs typeface=""/>
-        <a:font script="Jpan" typeface="游明朝"/>
+        <a:font script="Jpan" typeface="游ゴシック"/>
         <a:font script="Hang" typeface="맑은 고딕"/>
         <a:font script="Hans" typeface="等线"/>
         <a:font script="Hant" typeface="新細明體"/>
